--- a/education/k8s-k3s-redpanda/docx/chapter07_additional_infra_stack.docx
+++ b/education/k8s-k3s-redpanda/docx/chapter07_additional_infra_stack.docx
@@ -22570,6 +22570,7 @@
     <w:bookmarkEnd w:id="85"/>
     <w:bookmarkEnd w:id="86"/>
     <w:sectPr>
+      <w:footerReference r:id="rIdEduFooter" w:type="default"/>
       <w:pgSz w:h="15840" w:w="12240"/>
       <w:pgMar w:bottom="1440" w:footer="720" w:gutter="0" w:header="720" w:left="1080" w:right="1080" w:top="1440"/>
       <w:footnotePr>
@@ -22582,6 +22583,71 @@
 
 <file path=word/comments.xml><?xml version="1.0" encoding="utf-8"?>
 <w:comments xmlns:w="http://schemas.openxmlformats.org/wordprocessingml/2006/main" xmlns:m="http://schemas.openxmlformats.org/officeDocument/2006/math" xmlns:r="http://schemas.openxmlformats.org/officeDocument/2006/relationships" xmlns:o="urn:schemas-microsoft-com:office:office" xmlns:v="urn:schemas-microsoft-com:vml" xmlns:w10="urn:schemas-microsoft-com:office:word" xmlns:a="http://schemas.openxmlformats.org/drawingml/2006/main" xmlns:pic="http://schemas.openxmlformats.org/drawingml/2006/picture" xmlns:wp="http://schemas.openxmlformats.org/drawingml/2006/wordprocessingDrawing"/>
+</file>
+
+<file path=word/footer99.xml><?xml version="1.0" encoding="utf-8"?>
+<w:ftr xmlns:w="http://schemas.openxmlformats.org/wordprocessingml/2006/main" xmlns:r="http://schemas.openxmlformats.org/officeDocument/2006/relationships">
+  <w:p>
+    <w:pPr>
+      <w:jc w:val="center"/>
+      <w:spacing w:before="0" w:after="0"/>
+      <w:rPr>
+        <w:rFonts w:ascii="Calibri" w:hAnsi="Calibri"/>
+        <w:sz w:val="18"/>
+        <w:szCs w:val="18"/>
+        <w:color w:val="595959"/>
+      </w:rPr>
+    </w:pPr>
+    <w:r>
+      <w:rPr>
+        <w:rFonts w:ascii="Calibri" w:hAnsi="Calibri"/>
+        <w:sz w:val="18"/>
+        <w:szCs w:val="18"/>
+        <w:color w:val="595959"/>
+      </w:rPr>
+      <w:t xml:space="preserve">Chapter 7  ·  Page </w:t>
+    </w:r>
+    <w:r>
+      <w:fldChar w:fldCharType="begin"/>
+    </w:r>
+    <w:r>
+      <w:instrText xml:space="preserve"> PAGE </w:instrText>
+    </w:r>
+    <w:r>
+      <w:fldChar w:fldCharType="separate"/>
+    </w:r>
+    <w:r>
+      <w:t>1</w:t>
+    </w:r>
+    <w:r>
+      <w:fldChar w:fldCharType="end"/>
+    </w:r>
+    <w:r>
+      <w:rPr>
+        <w:rFonts w:ascii="Calibri" w:hAnsi="Calibri"/>
+        <w:sz w:val="18"/>
+        <w:szCs w:val="18"/>
+        <w:color w:val="595959"/>
+      </w:rPr>
+      <w:t xml:space="preserve"> of </w:t>
+    </w:r>
+    <w:r>
+      <w:fldChar w:fldCharType="begin"/>
+    </w:r>
+    <w:r>
+      <w:instrText xml:space="preserve"> NUMPAGES </w:instrText>
+    </w:r>
+    <w:r>
+      <w:fldChar w:fldCharType="separate"/>
+    </w:r>
+    <w:r>
+      <w:t>1</w:t>
+    </w:r>
+    <w:r>
+      <w:fldChar w:fldCharType="end"/>
+    </w:r>
+  </w:p>
+</w:ftr>
 </file>
 
 <file path=word/footnotes.xml><?xml version="1.0" encoding="utf-8"?>

--- a/education/k8s-k3s-redpanda/docx/chapter07_additional_infra_stack.docx
+++ b/education/k8s-k3s-redpanda/docx/chapter07_additional_infra_stack.docx
@@ -22599,43 +22599,10 @@
       </w:rPr>
     </w:pPr>
     <w:r>
-      <w:rPr>
-        <w:rFonts w:ascii="Calibri" w:hAnsi="Calibri"/>
-        <w:sz w:val="18"/>
-        <w:szCs w:val="18"/>
-        <w:color w:val="595959"/>
-      </w:rPr>
-      <w:t xml:space="preserve">Chapter 7  ·  Page </w:t>
-    </w:r>
-    <w:r>
       <w:fldChar w:fldCharType="begin"/>
     </w:r>
     <w:r>
       <w:instrText xml:space="preserve"> PAGE </w:instrText>
-    </w:r>
-    <w:r>
-      <w:fldChar w:fldCharType="separate"/>
-    </w:r>
-    <w:r>
-      <w:t>1</w:t>
-    </w:r>
-    <w:r>
-      <w:fldChar w:fldCharType="end"/>
-    </w:r>
-    <w:r>
-      <w:rPr>
-        <w:rFonts w:ascii="Calibri" w:hAnsi="Calibri"/>
-        <w:sz w:val="18"/>
-        <w:szCs w:val="18"/>
-        <w:color w:val="595959"/>
-      </w:rPr>
-      <w:t xml:space="preserve"> of </w:t>
-    </w:r>
-    <w:r>
-      <w:fldChar w:fldCharType="begin"/>
-    </w:r>
-    <w:r>
-      <w:instrText xml:space="preserve"> NUMPAGES </w:instrText>
     </w:r>
     <w:r>
       <w:fldChar w:fldCharType="separate"/>

--- a/education/k8s-k3s-redpanda/docx/chapter07_additional_infra_stack.docx
+++ b/education/k8s-k3s-redpanda/docx/chapter07_additional_infra_stack.docx
@@ -2,13 +2,13 @@
 <file path=word/document.xml><?xml version="1.0" encoding="utf-8"?>
 <w:document xmlns:w="http://schemas.openxmlformats.org/wordprocessingml/2006/main" xmlns:m="http://schemas.openxmlformats.org/officeDocument/2006/math" xmlns:r="http://schemas.openxmlformats.org/officeDocument/2006/relationships" xmlns:o="urn:schemas-microsoft-com:office:office" xmlns:v="urn:schemas-microsoft-com:vml" xmlns:w10="urn:schemas-microsoft-com:office:word" xmlns:a="http://schemas.openxmlformats.org/drawingml/2006/main" xmlns:pic="http://schemas.openxmlformats.org/drawingml/2006/picture" xmlns:wp="http://schemas.openxmlformats.org/drawingml/2006/wordprocessingDrawing">
   <w:body>
-    <w:bookmarkStart w:id="86" w:name="Xfb7d5dc6b2581049fa565b31c429f793ecb34c7"/>
+    <w:bookmarkStart w:id="86" w:name="X81abe4a34148fa3891d7f6b1cb6604a6e4f1286"/>
     <w:p>
       <w:pPr>
         <w:pStyle w:val="Heading1"/>
       </w:pPr>
       <w:r>
-        <w:t xml:space="preserve">Chapter 7 — The Rest of the Platform: Edge, Identity, Secrets, Certificates, Documents and Telemetry</w:t>
+        <w:t xml:space="preserve">Kubernetes + Redpanda · Chapter 7 — The Rest of the Platform: Edge, Identity, Secrets, Certificates, Documents and Telemetry</w:t>
       </w:r>
     </w:p>
     <w:p>
@@ -131,6 +131,148 @@
       </w:pPr>
       <w:r>
         <w:t xml:space="preserve">The purpose is to give you the shape of each area and the vocabulary to go deeper, not to make you an expert in six domains at once. Each section ends with the handful of things actually worth carrying into an interview or an incident.</w:t>
+      </w:r>
+    </w:p>
+    <w:p>
+      <w:pPr>
+        <w:pStyle w:val="BlockText"/>
+      </w:pPr>
+      <w:r>
+        <w:t xml:space="preserve">⭐</w:t>
+      </w:r>
+      <w:r>
+        <w:t xml:space="preserve"> </w:t>
+      </w:r>
+      <w:r>
+        <w:rPr>
+          <w:b/>
+          <w:bCs/>
+        </w:rPr>
+        <w:t xml:space="preserve">Why this chapter has no</w:t>
+      </w:r>
+      <w:r>
+        <w:rPr>
+          <w:b/>
+          <w:bCs/>
+        </w:rPr>
+        <w:t xml:space="preserve"> </w:t>
+      </w:r>
+      <w:r>
+        <w:rPr>
+          <w:b/>
+          <w:bCs/>
+        </w:rPr>
+        <w:t xml:space="preserve">“Lab vs PROD”</w:t>
+      </w:r>
+      <w:r>
+        <w:rPr>
+          <w:b/>
+          <w:bCs/>
+        </w:rPr>
+        <w:t xml:space="preserve"> </w:t>
+      </w:r>
+      <w:r>
+        <w:rPr>
+          <w:b/>
+          <w:bCs/>
+        </w:rPr>
+        <w:t xml:space="preserve">callouts, added Aug 13, 2026.</w:t>
+      </w:r>
+      <w:r>
+        <w:t xml:space="preserve"> </w:t>
+      </w:r>
+      <w:r>
+        <w:t xml:space="preserve">Chapters 1 through 6 were retrofitted with them: short pull-outs naming a place where the lab did something that would be</w:t>
+      </w:r>
+      <w:r>
+        <w:t xml:space="preserve"> </w:t>
+      </w:r>
+      <w:r>
+        <w:rPr>
+          <w:i/>
+          <w:iCs/>
+        </w:rPr>
+        <w:t xml:space="preserve">wrong</w:t>
+      </w:r>
+      <w:r>
+        <w:t xml:space="preserve"> </w:t>
+      </w:r>
+      <w:r>
+        <w:t xml:space="preserve">in production, and what breaks if the habit follows you.</w:t>
+      </w:r>
+      <w:r>
+        <w:t xml:space="preserve"> </w:t>
+      </w:r>
+      <w:r>
+        <w:rPr>
+          <w:b/>
+          <w:bCs/>
+        </w:rPr>
+        <w:t xml:space="preserve">This chapter gets none, and the reason is the point of the paragraph above</w:t>
+      </w:r>
+      <w:r>
+        <w:t xml:space="preserve"> </w:t>
+      </w:r>
+      <w:r>
+        <w:t xml:space="preserve">— a callout contrasts</w:t>
+      </w:r>
+      <w:r>
+        <w:t xml:space="preserve"> </w:t>
+      </w:r>
+      <w:r>
+        <w:rPr>
+          <w:i/>
+          <w:iCs/>
+        </w:rPr>
+        <w:t xml:space="preserve">our lab practice</w:t>
+      </w:r>
+      <w:r>
+        <w:t xml:space="preserve"> </w:t>
+      </w:r>
+      <w:r>
+        <w:t xml:space="preserve">against production, and there is no lab practice here to contrast. Everything in this chapter already</w:t>
+      </w:r>
+      <w:r>
+        <w:t xml:space="preserve"> </w:t>
+      </w:r>
+      <w:r>
+        <w:rPr>
+          <w:i/>
+          <w:iCs/>
+        </w:rPr>
+        <w:t xml:space="preserve">is</w:t>
+      </w:r>
+      <w:r>
+        <w:t xml:space="preserve"> </w:t>
+      </w:r>
+      <w:r>
+        <w:t xml:space="preserve">the production side of that comparison. ⚠️</w:t>
+      </w:r>
+      <w:r>
+        <w:t xml:space="preserve"> </w:t>
+      </w:r>
+      <w:r>
+        <w:rPr>
+          <w:b/>
+          <w:bCs/>
+        </w:rPr>
+        <w:t xml:space="preserve">Read the whole chapter as unverified by definition.</w:t>
+      </w:r>
+      <w:r>
+        <w:t xml:space="preserve"> </w:t>
+      </w:r>
+      <w:r>
+        <w:t xml:space="preserve">The earlier chapters mark individual prescriptions as recited rather than tested; here that marking would apply to every sentence, so the declaration is made once, up front, instead of decorating every paragraph.</w:t>
+      </w:r>
+      <w:r>
+        <w:t xml:space="preserve"> </w:t>
+      </w:r>
+      <w:r>
+        <w:rPr>
+          <w:b/>
+          <w:bCs/>
+        </w:rPr>
+        <w:t xml:space="preserve">The gaps this chapter closes are listed in §0 — that table is the honest inventory of what Chapters 1–6 left undone.</w:t>
       </w:r>
     </w:p>
     <w:p>

--- a/education/k8s-k3s-redpanda/docx/chapter07_additional_infra_stack.docx
+++ b/education/k8s-k3s-redpanda/docx/chapter07_additional_infra_stack.docx
@@ -89,6 +89,7 @@
       </w:r>
       <w:r>
         <w:rPr>
+          <w:rStyle w:val="Key"/>
           <w:b/>
           <w:bCs/>
         </w:rPr>
@@ -122,7 +123,19 @@
         <w:t xml:space="preserve"> </w:t>
       </w:r>
       <w:r>
-        <w:t xml:space="preserve">happen, this one tells you what the industry does, why, and where it would attach to the system we built. Version numbers, product states and regulatory dates were checked in July–August 2026 and are cited so you can re-verify them — several are moving targets, and two of them moved in the last twelve months in ways that change the right answer.</w:t>
+        <w:t xml:space="preserve">happen,</w:t>
+      </w:r>
+      <w:r>
+        <w:t xml:space="preserve"> </w:t>
+      </w:r>
+      <w:r>
+        <w:rPr>
+          <w:rStyle w:val="Key"/>
+        </w:rPr>
+        <w:t xml:space="preserve">this one tells you what the industry does, why, and where it would attach to the system we built</w:t>
+      </w:r>
+      <w:r>
+        <w:t xml:space="preserve">. Version numbers, product states and regulatory dates were checked in July–August 2026 and are cited so you can re-verify them — several are moving targets, and two of them moved in the last twelve months in ways that change the right answer.</w:t>
       </w:r>
     </w:p>
     <w:p>
@@ -130,7 +143,19 @@
         <w:pStyle w:val="BodyText"/>
       </w:pPr>
       <w:r>
-        <w:t xml:space="preserve">The purpose is to give you the shape of each area and the vocabulary to go deeper, not to make you an expert in six domains at once. Each section ends with the handful of things actually worth carrying into an interview or an incident.</w:t>
+        <w:t xml:space="preserve">The purpose is to give you the shape of each area and the vocabulary to go deeper,</w:t>
+      </w:r>
+      <w:r>
+        <w:t xml:space="preserve"> </w:t>
+      </w:r>
+      <w:r>
+        <w:rPr>
+          <w:rStyle w:val="Key"/>
+        </w:rPr>
+        <w:t xml:space="preserve">not to make you an expert in six domains at once</w:t>
+      </w:r>
+      <w:r>
+        <w:t xml:space="preserve">. Each section ends with the handful of things actually worth carrying into an interview or an incident.</w:t>
       </w:r>
     </w:p>
     <w:p>
@@ -214,23 +239,45 @@
         <w:t xml:space="preserve"> </w:t>
       </w:r>
       <w:r>
-        <w:t xml:space="preserve">— a callout contrasts</w:t>
-      </w:r>
-      <w:r>
-        <w:t xml:space="preserve"> </w:t>
-      </w:r>
-      <w:r>
-        <w:rPr>
+        <w:t xml:space="preserve">—</w:t>
+      </w:r>
+      <w:r>
+        <w:t xml:space="preserve"> </w:t>
+      </w:r>
+      <w:r>
+        <w:rPr>
+          <w:rStyle w:val="Key"/>
+        </w:rPr>
+        <w:t xml:space="preserve">a callout contrasts</w:t>
+      </w:r>
+      <w:r>
+        <w:rPr>
+          <w:rStyle w:val="Key"/>
+        </w:rPr>
+        <w:t xml:space="preserve"> </w:t>
+      </w:r>
+      <w:r>
+        <w:rPr>
+          <w:rStyle w:val="Key"/>
           <w:i/>
           <w:iCs/>
         </w:rPr>
         <w:t xml:space="preserve">our lab practice</w:t>
       </w:r>
       <w:r>
-        <w:t xml:space="preserve"> </w:t>
-      </w:r>
-      <w:r>
-        <w:t xml:space="preserve">against production, and there is no lab practice here to contrast. Everything in this chapter already</w:t>
+        <w:rPr>
+          <w:rStyle w:val="Key"/>
+        </w:rPr>
+        <w:t xml:space="preserve"> </w:t>
+      </w:r>
+      <w:r>
+        <w:rPr>
+          <w:rStyle w:val="Key"/>
+        </w:rPr>
+        <w:t xml:space="preserve">against production, and there is no lab practice here to contrast</w:t>
+      </w:r>
+      <w:r>
+        <w:t xml:space="preserve">. Everything in this chapter already</w:t>
       </w:r>
       <w:r>
         <w:t xml:space="preserve"> </w:t>
@@ -253,10 +300,18 @@
       </w:r>
       <w:r>
         <w:rPr>
-          <w:b/>
-          <w:bCs/>
-        </w:rPr>
-        <w:t xml:space="preserve">Read the whole chapter as unverified by definition.</w:t>
+          <w:rStyle w:val="Key"/>
+          <w:b/>
+          <w:bCs/>
+        </w:rPr>
+        <w:t xml:space="preserve">Read the whole chapter as unverified by definition</w:t>
+      </w:r>
+      <w:r>
+        <w:rPr>
+          <w:b/>
+          <w:bCs/>
+        </w:rPr>
+        <w:t xml:space="preserve">.</w:t>
       </w:r>
       <w:r>
         <w:t xml:space="preserve"> </w:t>
@@ -297,7 +352,19 @@
         <w:pStyle w:val="FirstParagraph"/>
       </w:pPr>
       <w:r>
-        <w:t xml:space="preserve">The OMS from Chapters 1–6 is a real distributed system, and it is also a machine sitting on a bench with no case around it. It has no front door, no identity model, no secrets, no certificates, a database that holds one file, and telemetry you have to SSH in to read.</w:t>
+        <w:t xml:space="preserve">The OMS from Chapters 1–6 is a real distributed system, and it is also a machine sitting on a bench with no case around it.</w:t>
+      </w:r>
+      <w:r>
+        <w:t xml:space="preserve"> </w:t>
+      </w:r>
+      <w:r>
+        <w:rPr>
+          <w:rStyle w:val="Key"/>
+        </w:rPr>
+        <w:t xml:space="preserve">It has no front door, no identity model, no secrets, no certificates</w:t>
+      </w:r>
+      <w:r>
+        <w:t xml:space="preserve">, a database that holds one file, and telemetry you have to SSH in to read.</w:t>
       </w:r>
     </w:p>
     <w:p>
@@ -1732,7 +1799,13 @@
         <w:t xml:space="preserve"> </w:t>
       </w:r>
       <w:r>
-        <w:t xml:space="preserve">collapses six distinct jobs into one phrase. They fail independently and are worth separating.</w:t>
+        <w:rPr>
+          <w:rStyle w:val="Key"/>
+        </w:rPr>
+        <w:t xml:space="preserve">collapses six distinct jobs into one phrase. They fail independently and are worth separating</w:t>
+      </w:r>
+      <w:r>
+        <w:t xml:space="preserve">.</w:t>
       </w:r>
     </w:p>
     <w:tbl>
@@ -2300,6 +2373,7 @@
       </w:pPr>
       <w:r>
         <w:rPr>
+          <w:rStyle w:val="Key"/>
           <w:b/>
           <w:bCs/>
         </w:rPr>
@@ -2731,6 +2805,7 @@
       </w:r>
       <w:r>
         <w:rPr>
+          <w:rStyle w:val="Key"/>
           <w:b/>
           <w:bCs/>
         </w:rPr>
@@ -2957,23 +3032,39 @@
         <w:pStyle w:val="FirstParagraph"/>
       </w:pPr>
       <w:r>
+        <w:rPr>
+          <w:rStyle w:val="Key"/>
+        </w:rPr>
         <w:t xml:space="preserve">FIX sessions are</w:t>
       </w:r>
       <w:r>
-        <w:t xml:space="preserve"> </w:t>
-      </w:r>
-      <w:r>
-        <w:rPr>
+        <w:rPr>
+          <w:rStyle w:val="Key"/>
+        </w:rPr>
+        <w:t xml:space="preserve"> </w:t>
+      </w:r>
+      <w:r>
+        <w:rPr>
+          <w:rStyle w:val="Key"/>
           <w:b/>
           <w:bCs/>
         </w:rPr>
         <w:t xml:space="preserve">long-lived persistent TCP connections</w:t>
       </w:r>
       <w:r>
-        <w:t xml:space="preserve"> </w:t>
-      </w:r>
-      <w:r>
-        <w:t xml:space="preserve">carrying a sequenced message stream, often held open for the entire trading day. That breaks most of the HTTP-shaped tooling:</w:t>
+        <w:rPr>
+          <w:rStyle w:val="Key"/>
+        </w:rPr>
+        <w:t xml:space="preserve"> </w:t>
+      </w:r>
+      <w:r>
+        <w:rPr>
+          <w:rStyle w:val="Key"/>
+        </w:rPr>
+        <w:t xml:space="preserve">carrying a sequenced message stream</w:t>
+      </w:r>
+      <w:r>
+        <w:t xml:space="preserve">, often held open for the entire trading day. That breaks most of the HTTP-shaped tooling:</w:t>
       </w:r>
     </w:p>
     <w:p>
@@ -3072,13 +3163,20 @@
       </w:pPr>
       <w:r>
         <w:rPr>
+          <w:rStyle w:val="Key"/>
           <w:b/>
           <w:bCs/>
         </w:rPr>
         <w:t xml:space="preserve">Idle timeouts must exceed the FIX heartbeat interval</w:t>
       </w:r>
       <w:r>
-        <w:t xml:space="preserve">, or quiet sessions die mysteriously overnight.</w:t>
+        <w:rPr>
+          <w:rStyle w:val="Key"/>
+        </w:rPr>
+        <w:t xml:space="preserve">, or quiet sessions die mysteriously overnight</w:t>
+      </w:r>
+      <w:r>
+        <w:t xml:space="preserve">.</w:t>
       </w:r>
     </w:p>
     <w:p>
@@ -3976,6 +4074,7 @@
       </w:r>
       <w:r>
         <w:rPr>
+          <w:rStyle w:val="Key"/>
           <w:b/>
           <w:bCs/>
         </w:rPr>
@@ -4446,7 +4545,19 @@
         <w:t xml:space="preserve">correlation</w:t>
       </w:r>
       <w:r>
-        <w:t xml:space="preserve">. The edge must stamp a request ID, propagate it to the origin, and the application must log it and attach it to traces. Without that, an edge log and an application log are two unjoinable datasets, and every investigation starts with timestamp arithmetic. This is the same problem §6 solves inside the cluster with trace context — the edge is simply the first hop, and it should be the origin of the trace, not a gap before it.</w:t>
+        <w:t xml:space="preserve">. The edge must stamp a request ID, propagate it to the origin, and the application must log it and attach it to traces. Without that,</w:t>
+      </w:r>
+      <w:r>
+        <w:t xml:space="preserve"> </w:t>
+      </w:r>
+      <w:r>
+        <w:rPr>
+          <w:rStyle w:val="Key"/>
+        </w:rPr>
+        <w:t xml:space="preserve">an edge log and an application log are two unjoinable datasets</w:t>
+      </w:r>
+      <w:r>
+        <w:t xml:space="preserve">, and every investigation starts with timestamp arithmetic. This is the same problem §6 solves inside the cluster with trace context — the edge is simply the first hop, and it should be the origin of the trace, not a gap before it.</w:t>
       </w:r>
     </w:p>
     <w:p>
@@ -4653,7 +4764,19 @@
         <w:t xml:space="preserve"> </w:t>
       </w:r>
       <w:r>
-        <w:t xml:space="preserve">are customers. They authenticate to place orders, and the hard part is not proving who they are — it is deciding what they are entitled to do.</w:t>
+        <w:t xml:space="preserve">are customers. They authenticate to place orders, and the hard part is not proving who they are —</w:t>
+      </w:r>
+      <w:r>
+        <w:t xml:space="preserve"> </w:t>
+      </w:r>
+      <w:r>
+        <w:rPr>
+          <w:rStyle w:val="Key"/>
+        </w:rPr>
+        <w:t xml:space="preserve">it is deciding what they are entitled to do</w:t>
+      </w:r>
+      <w:r>
+        <w:t xml:space="preserve">.</w:t>
       </w:r>
       <w:r>
         <w:t xml:space="preserve"> </w:t>
@@ -5313,6 +5436,7 @@
       </w:r>
       <w:r>
         <w:rPr>
+          <w:rStyle w:val="Key"/>
           <w:b/>
           <w:bCs/>
         </w:rPr>
@@ -5808,23 +5932,39 @@
         <w:pStyle w:val="FirstParagraph"/>
       </w:pPr>
       <w:r>
+        <w:rPr>
+          <w:rStyle w:val="Key"/>
+        </w:rPr>
         <w:t xml:space="preserve">There is</w:t>
       </w:r>
       <w:r>
-        <w:t xml:space="preserve"> </w:t>
-      </w:r>
-      <w:r>
-        <w:rPr>
+        <w:rPr>
+          <w:rStyle w:val="Key"/>
+        </w:rPr>
+        <w:t xml:space="preserve"> </w:t>
+      </w:r>
+      <w:r>
+        <w:rPr>
+          <w:rStyle w:val="Key"/>
           <w:b/>
           <w:bCs/>
         </w:rPr>
         <w:t xml:space="preserve">no out-of-the-box Kubernetes connector</w:t>
       </w:r>
       <w:r>
-        <w:t xml:space="preserve"> </w:t>
-      </w:r>
-      <w:r>
-        <w:t xml:space="preserve">in Symantec PAM. That is not a gap to work around so much as a design constraint that pushes you toward the right answer anyway: PAM brokers and records the</w:t>
+        <w:rPr>
+          <w:rStyle w:val="Key"/>
+        </w:rPr>
+        <w:t xml:space="preserve"> </w:t>
+      </w:r>
+      <w:r>
+        <w:rPr>
+          <w:rStyle w:val="Key"/>
+        </w:rPr>
+        <w:t xml:space="preserve">in Symantec PAM</w:t>
+      </w:r>
+      <w:r>
+        <w:t xml:space="preserve">. That is not a gap to work around so much as a design constraint that pushes you toward the right answer anyway: PAM brokers and records the</w:t>
       </w:r>
       <w:r>
         <w:t xml:space="preserve"> </w:t>
@@ -9428,6 +9568,7 @@
       </w:pPr>
       <w:r>
         <w:rPr>
+          <w:rStyle w:val="Key"/>
           <w:b/>
           <w:bCs/>
         </w:rPr>
@@ -9874,7 +10015,19 @@
         <w:t xml:space="preserve">ORDERS</w:t>
       </w:r>
       <w:r>
-        <w:t xml:space="preserve">. That was the right call for a teaching lab. It is also the pattern that, once a real credential is added, produces the most common secret leak in Kubernetes.</w:t>
+        <w:t xml:space="preserve">. That was the right call for a teaching lab.</w:t>
+      </w:r>
+      <w:r>
+        <w:t xml:space="preserve"> </w:t>
+      </w:r>
+      <w:r>
+        <w:rPr>
+          <w:rStyle w:val="Key"/>
+        </w:rPr>
+        <w:t xml:space="preserve">It is also the pattern that, once a real credential is added, produces the most common secret leak in Kubernetes</w:t>
+      </w:r>
+      <w:r>
+        <w:t xml:space="preserve">.</w:t>
       </w:r>
     </w:p>
     <w:p>
@@ -9956,9 +10109,15 @@
         <w:pStyle w:val="BodyText"/>
       </w:pPr>
       <w:r>
+        <w:rPr>
+          <w:rStyle w:val="Key"/>
+        </w:rPr>
         <w:t xml:space="preserve">Moving them into a Kubernetes</w:t>
       </w:r>
       <w:r>
+        <w:rPr>
+          <w:rStyle w:val="Key"/>
+        </w:rPr>
         <w:t xml:space="preserve"> </w:t>
       </w:r>
       <w:r>
@@ -9968,10 +10127,19 @@
         <w:t xml:space="preserve">Secret</w:t>
       </w:r>
       <w:r>
-        <w:t xml:space="preserve"> </w:t>
-      </w:r>
-      <w:r>
-        <w:t xml:space="preserve">is a real improvement, and it is not secret management. Four claims worth being able to state precisely:</w:t>
+        <w:rPr>
+          <w:rStyle w:val="Key"/>
+        </w:rPr>
+        <w:t xml:space="preserve"> </w:t>
+      </w:r>
+      <w:r>
+        <w:rPr>
+          <w:rStyle w:val="Key"/>
+        </w:rPr>
+        <w:t xml:space="preserve">is a real improvement, and it is not secret management</w:t>
+      </w:r>
+      <w:r>
+        <w:t xml:space="preserve">. Four claims worth being able to state precisely:</w:t>
       </w:r>
     </w:p>
     <w:p>
@@ -10422,7 +10590,13 @@
         <w:t xml:space="preserve"> </w:t>
       </w:r>
       <w:r>
-        <w:t xml:space="preserve">with a one-hour lease and drops the user when it expires. The username itself encodes the auth method, role and timestamp, so</w:t>
+        <w:rPr>
+          <w:rStyle w:val="Key"/>
+        </w:rPr>
+        <w:t xml:space="preserve">with a one-hour lease and drops the user when it expires</w:t>
+      </w:r>
+      <w:r>
+        <w:t xml:space="preserve">. The username itself encodes the auth method, role and timestamp, so</w:t>
       </w:r>
       <w:r>
         <w:t xml:space="preserve"> </w:t>
@@ -11559,25 +11733,41 @@
         <w:pStyle w:val="FirstParagraph"/>
       </w:pPr>
       <w:r>
+        <w:rPr>
+          <w:rStyle w:val="Key"/>
+        </w:rPr>
         <w:t xml:space="preserve">Note what that pod did</w:t>
       </w:r>
       <w:r>
-        <w:t xml:space="preserve"> </w:t>
-      </w:r>
-      <w:r>
-        <w:rPr>
+        <w:rPr>
+          <w:rStyle w:val="Key"/>
+        </w:rPr>
+        <w:t xml:space="preserve"> </w:t>
+      </w:r>
+      <w:r>
+        <w:rPr>
+          <w:rStyle w:val="Key"/>
           <w:i/>
           <w:iCs/>
         </w:rPr>
         <w:t xml:space="preserve">not</w:t>
       </w:r>
       <w:r>
-        <w:t xml:space="preserve"> </w:t>
-      </w:r>
-      <w:r>
+        <w:rPr>
+          <w:rStyle w:val="Key"/>
+        </w:rPr>
+        <w:t xml:space="preserve"> </w:t>
+      </w:r>
+      <w:r>
+        <w:rPr>
+          <w:rStyle w:val="Key"/>
+        </w:rPr>
         <w:t xml:space="preserve">receive: no</w:t>
       </w:r>
       <w:r>
+        <w:rPr>
+          <w:rStyle w:val="Key"/>
+        </w:rPr>
         <w:t xml:space="preserve"> </w:t>
       </w:r>
       <w:r>
@@ -11587,7 +11777,13 @@
         <w:t xml:space="preserve">ca.crt</w:t>
       </w:r>
       <w:r>
-        <w:t xml:space="preserve">, no namespace file, and no token usable against the Kubernetes API. That is the point.</w:t>
+        <w:rPr>
+          <w:rStyle w:val="Key"/>
+        </w:rPr>
+        <w:t xml:space="preserve">, no namespace file</w:t>
+      </w:r>
+      <w:r>
+        <w:t xml:space="preserve">, and no token usable against the Kubernetes API. That is the point.</w:t>
       </w:r>
     </w:p>
     <w:bookmarkEnd w:id="48"/>
@@ -12158,9 +12354,21 @@
         <w:t xml:space="preserve"> </w:t>
       </w:r>
       <w:r>
-        <w:t xml:space="preserve">immediately after configuring the connection so that not even you know the bootstrap password. Vault’s generic default revocation statements are frequently wrong for a given environment, and the result is thousands of orphaned</w:t>
-      </w:r>
-      <w:r>
+        <w:t xml:space="preserve">immediately after configuring the connection so that not even you know the bootstrap password. Vault’s generic default revocation statements are frequently wrong for a given environment, and the result is</w:t>
+      </w:r>
+      <w:r>
+        <w:t xml:space="preserve"> </w:t>
+      </w:r>
+      <w:r>
+        <w:rPr>
+          <w:rStyle w:val="Key"/>
+        </w:rPr>
+        <w:t xml:space="preserve">thousands of orphaned</w:t>
+      </w:r>
+      <w:r>
+        <w:rPr>
+          <w:rStyle w:val="Key"/>
+        </w:rPr>
         <w:t xml:space="preserve"> </w:t>
       </w:r>
       <w:r>
@@ -12170,10 +12378,22 @@
         <w:t xml:space="preserve">v-…</w:t>
       </w:r>
       <w:r>
-        <w:t xml:space="preserve"> </w:t>
-      </w:r>
-      <w:r>
-        <w:t xml:space="preserve">users accumulating in the database — a routine and embarrassing audit finding.</w:t>
+        <w:rPr>
+          <w:rStyle w:val="Key"/>
+        </w:rPr>
+        <w:t xml:space="preserve"> </w:t>
+      </w:r>
+      <w:r>
+        <w:rPr>
+          <w:rStyle w:val="Key"/>
+        </w:rPr>
+        <w:t xml:space="preserve">users accumulating in the database</w:t>
+      </w:r>
+      <w:r>
+        <w:t xml:space="preserve"> </w:t>
+      </w:r>
+      <w:r>
+        <w:t xml:space="preserve">— a routine and embarrassing audit finding.</w:t>
       </w:r>
     </w:p>
     <w:p>
@@ -12265,6 +12485,7 @@
       </w:r>
       <w:r>
         <w:rPr>
+          <w:rStyle w:val="Key"/>
           <w:b/>
           <w:bCs/>
         </w:rPr>
@@ -12320,9 +12541,15 @@
         <w:t xml:space="preserve"> </w:t>
       </w:r>
       <w:r>
+        <w:rPr>
+          <w:rStyle w:val="Key"/>
+        </w:rPr>
         <w:t xml:space="preserve">you compute the HMAC of the known value via</w:t>
       </w:r>
       <w:r>
+        <w:rPr>
+          <w:rStyle w:val="Key"/>
+        </w:rPr>
         <w:t xml:space="preserve"> </w:t>
       </w:r>
       <w:r>
@@ -12332,10 +12559,19 @@
         <w:t xml:space="preserve">sys/audit-hash</w:t>
       </w:r>
       <w:r>
-        <w:t xml:space="preserve"> </w:t>
-      </w:r>
-      <w:r>
-        <w:t xml:space="preserve">and search for it.</w:t>
+        <w:rPr>
+          <w:rStyle w:val="Key"/>
+        </w:rPr>
+        <w:t xml:space="preserve"> </w:t>
+      </w:r>
+      <w:r>
+        <w:rPr>
+          <w:rStyle w:val="Key"/>
+        </w:rPr>
+        <w:t xml:space="preserve">and search for it</w:t>
+      </w:r>
+      <w:r>
+        <w:t xml:space="preserve">.</w:t>
       </w:r>
     </w:p>
     <w:p>
@@ -12430,7 +12666,19 @@
         <w:t xml:space="preserve"> </w:t>
       </w:r>
       <w:r>
-        <w:t xml:space="preserve">If CI pulls registry credentials and signing keys from Vault, a Vault outage blocks the deployment that would resolve it. Keep a sealed break-glass path that does not depend on Vault.</w:t>
+        <w:t xml:space="preserve">If CI pulls registry credentials and signing keys from Vault,</w:t>
+      </w:r>
+      <w:r>
+        <w:t xml:space="preserve"> </w:t>
+      </w:r>
+      <w:r>
+        <w:rPr>
+          <w:rStyle w:val="Key"/>
+        </w:rPr>
+        <w:t xml:space="preserve">a Vault outage blocks the deployment that would resolve it</w:t>
+      </w:r>
+      <w:r>
+        <w:t xml:space="preserve">. Keep a sealed break-glass path that does not depend on Vault.</w:t>
       </w:r>
     </w:p>
     <w:p>
@@ -12452,23 +12700,45 @@
         <w:t xml:space="preserve"> </w:t>
       </w:r>
       <w:r>
-        <w:t xml:space="preserve">Something must authenticate to Vault first. Kubernetes auth solves this elegantly because the platform itself is the trust anchor — the kubelet vouches for the pod. Where you cannot use it, AppRole with a response-wrapped SecretID delivered out of band is the standard answer, and the single-use wrapping token means that if the consumer finds it already used, you</w:t>
-      </w:r>
-      <w:r>
-        <w:t xml:space="preserve"> </w:t>
-      </w:r>
-      <w:r>
-        <w:rPr>
+        <w:t xml:space="preserve">Something must authenticate to Vault first. Kubernetes auth solves this elegantly because the platform itself is the trust anchor — the kubelet vouches for the pod. Where you cannot use it, AppRole with a response-wrapped SecretID delivered out of band is the standard answer, and the single-use wrapping token means that</w:t>
+      </w:r>
+      <w:r>
+        <w:t xml:space="preserve"> </w:t>
+      </w:r>
+      <w:r>
+        <w:rPr>
+          <w:rStyle w:val="Key"/>
+        </w:rPr>
+        <w:t xml:space="preserve">if the consumer finds it already used, you</w:t>
+      </w:r>
+      <w:r>
+        <w:rPr>
+          <w:rStyle w:val="Key"/>
+        </w:rPr>
+        <w:t xml:space="preserve"> </w:t>
+      </w:r>
+      <w:r>
+        <w:rPr>
+          <w:rStyle w:val="Key"/>
           <w:i/>
           <w:iCs/>
         </w:rPr>
         <w:t xml:space="preserve">know</w:t>
       </w:r>
       <w:r>
-        <w:t xml:space="preserve"> </w:t>
-      </w:r>
-      <w:r>
-        <w:t xml:space="preserve">it was intercepted. Never a static token in a manifest.</w:t>
+        <w:rPr>
+          <w:rStyle w:val="Key"/>
+        </w:rPr>
+        <w:t xml:space="preserve"> </w:t>
+      </w:r>
+      <w:r>
+        <w:rPr>
+          <w:rStyle w:val="Key"/>
+        </w:rPr>
+        <w:t xml:space="preserve">it was intercepted</w:t>
+      </w:r>
+      <w:r>
+        <w:t xml:space="preserve">. Never a static token in a manifest.</w:t>
       </w:r>
     </w:p>
     <w:p>
@@ -12581,7 +12851,19 @@
         <w:t xml:space="preserve"> </w:t>
       </w:r>
       <w:r>
-        <w:t xml:space="preserve">Teams start putting non-secret configuration in KV because it is convenient, and now a feature flag has Vault’s availability profile. Keep non-secrets in ConfigMaps.</w:t>
+        <w:t xml:space="preserve">Teams start putting non-secret configuration in KV because it is convenient,</w:t>
+      </w:r>
+      <w:r>
+        <w:t xml:space="preserve"> </w:t>
+      </w:r>
+      <w:r>
+        <w:rPr>
+          <w:rStyle w:val="Key"/>
+        </w:rPr>
+        <w:t xml:space="preserve">and now a feature flag has Vault’s availability profile</w:t>
+      </w:r>
+      <w:r>
+        <w:t xml:space="preserve">. Keep non-secrets in ConfigMaps.</w:t>
       </w:r>
     </w:p>
     <w:p>
@@ -12807,6 +13089,7 @@
       </w:pPr>
       <w:r>
         <w:rPr>
+          <w:rStyle w:val="Key"/>
           <w:b/>
           <w:bCs/>
         </w:rPr>
@@ -15772,7 +16055,19 @@
         <w:t xml:space="preserve"> </w:t>
       </w:r>
       <w:r>
-        <w:t xml:space="preserve">volume. Chapter 1 already explained why that cannot survive: the data is tied to one node, so the pod cannot be rescheduled without losing it. Add a second replica and you have two independent ledgers that disagree. There is no replication, no failover, and no way to read the ledger from anywhere else.</w:t>
+        <w:t xml:space="preserve">volume. Chapter 1 already explained why that cannot survive: the data is tied to one node, so the pod cannot be rescheduled without losing it.</w:t>
+      </w:r>
+      <w:r>
+        <w:t xml:space="preserve"> </w:t>
+      </w:r>
+      <w:r>
+        <w:rPr>
+          <w:rStyle w:val="Key"/>
+        </w:rPr>
+        <w:t xml:space="preserve">Add a second replica and you have two independent ledgers that disagree</w:t>
+      </w:r>
+      <w:r>
+        <w:t xml:space="preserve">. There is no replication, no failover, and no way to read the ledger from anywhere else.</w:t>
       </w:r>
     </w:p>
     <w:p>
@@ -15831,20 +16126,42 @@
         <w:pStyle w:val="FirstParagraph"/>
       </w:pPr>
       <w:r>
-        <w:t xml:space="preserve">A MongoDB replica set holds an election the way Raft does, so Chapter 3’s mental model of Redpanda’s quorum transfers directly. But the log itself is</w:t>
-      </w:r>
-      <w:r>
-        <w:t xml:space="preserve"> </w:t>
-      </w:r>
-      <w:r>
-        <w:rPr>
+        <w:t xml:space="preserve">A MongoDB replica set holds an election the way Raft does, so Chapter 3’s mental model of Redpanda’s quorum transfers directly. But</w:t>
+      </w:r>
+      <w:r>
+        <w:t xml:space="preserve"> </w:t>
+      </w:r>
+      <w:r>
+        <w:rPr>
+          <w:rStyle w:val="Key"/>
+        </w:rPr>
+        <w:t xml:space="preserve">the log itself is</w:t>
+      </w:r>
+      <w:r>
+        <w:rPr>
+          <w:rStyle w:val="Key"/>
+        </w:rPr>
+        <w:t xml:space="preserve"> </w:t>
+      </w:r>
+      <w:r>
+        <w:rPr>
+          <w:rStyle w:val="Key"/>
           <w:b/>
           <w:bCs/>
         </w:rPr>
         <w:t xml:space="preserve">pull-based</w:t>
       </w:r>
       <w:r>
-        <w:t xml:space="preserve">: secondaries tail the primary’s oplog rather than the primary pushing to a quorum before acknowledging.</w:t>
+        <w:rPr>
+          <w:rStyle w:val="Key"/>
+        </w:rPr>
+        <w:t xml:space="preserve">: secondaries tail the primary’s oplog</w:t>
+      </w:r>
+      <w:r>
+        <w:t xml:space="preserve"> </w:t>
+      </w:r>
+      <w:r>
+        <w:t xml:space="preserve">rather than the primary pushing to a quorum before acknowledging.</w:t>
       </w:r>
     </w:p>
     <w:p>
@@ -16399,6 +16716,7 @@
       </w:r>
       <w:r>
         <w:rPr>
+          <w:rStyle w:val="Key"/>
           <w:b/>
           <w:bCs/>
         </w:rPr>
@@ -16406,6 +16724,7 @@
       </w:r>
       <w:r>
         <w:rPr>
+          <w:rStyle w:val="Key"/>
           <w:b/>
           <w:bCs/>
         </w:rPr>
@@ -16421,13 +16740,15 @@
       </w:r>
       <w:r>
         <w:rPr>
-          <w:b/>
-          <w:bCs/>
-        </w:rPr>
-        <w:t xml:space="preserve"> </w:t>
-      </w:r>
-      <w:r>
-        <w:rPr>
+          <w:rStyle w:val="Key"/>
+          <w:b/>
+          <w:bCs/>
+        </w:rPr>
+        <w:t xml:space="preserve"> </w:t>
+      </w:r>
+      <w:r>
+        <w:rPr>
+          <w:rStyle w:val="Key"/>
           <w:b/>
           <w:bCs/>
         </w:rPr>
@@ -16764,6 +17085,7 @@
       </w:r>
       <w:r>
         <w:rPr>
+          <w:rStyle w:val="Key"/>
           <w:b/>
           <w:bCs/>
         </w:rPr>
@@ -17547,7 +17869,19 @@
         <w:pStyle w:val="FirstParagraph"/>
       </w:pPr>
       <w:r>
-        <w:t xml:space="preserve">This is the best teaching moment in the whole migration, because it is one character away from correct and it passes review.</w:t>
+        <w:t xml:space="preserve">This is the best teaching moment in the whole migration, because</w:t>
+      </w:r>
+      <w:r>
+        <w:t xml:space="preserve"> </w:t>
+      </w:r>
+      <w:r>
+        <w:rPr>
+          <w:rStyle w:val="Key"/>
+        </w:rPr>
+        <w:t xml:space="preserve">it is one character away from correct and it passes review</w:t>
+      </w:r>
+      <w:r>
+        <w:t xml:space="preserve">.</w:t>
       </w:r>
     </w:p>
     <w:p>
@@ -18383,7 +18717,22 @@
         <w:pStyle w:val="BodyText"/>
       </w:pPr>
       <w:r>
-        <w:t xml:space="preserve">The cost is real — a two-document transaction per event instead of one atomic single-document write, roughly two to three times the per-event latency on a three-node set with majority writes. Batching amortises it to nearly nothing: process N messages, write N event documents plus one offset document in a single transaction.</w:t>
+        <w:t xml:space="preserve">The cost is real — a two-document transaction per event instead of one atomic single-document write,</w:t>
+      </w:r>
+      <w:r>
+        <w:t xml:space="preserve"> </w:t>
+      </w:r>
+      <w:r>
+        <w:rPr>
+          <w:rStyle w:val="Key"/>
+        </w:rPr>
+        <w:t xml:space="preserve">roughly two to three times the per-event latency on a three-node set</w:t>
+      </w:r>
+      <w:r>
+        <w:t xml:space="preserve"> </w:t>
+      </w:r>
+      <w:r>
+        <w:t xml:space="preserve">with majority writes. Batching amortises it to nearly nothing: process N messages, write N event documents plus one offset document in a single transaction.</w:t>
       </w:r>
     </w:p>
     <w:bookmarkEnd w:id="68"/>
@@ -18466,7 +18815,19 @@
         <w:t xml:space="preserve"> </w:t>
       </w:r>
       <w:r>
-        <w:t xml:space="preserve">Cgroup detection is not guaranteed, and the failure mode is an OOM kill that presents as a MongoDB bug. Even when detection works, 50% of (limit − 1GB) leaves nothing for connection buffers unless you budget for it. This is Chapter 2’s requests-and-limits lesson with a specific, expensive instance.</w:t>
+        <w:t xml:space="preserve">Cgroup detection is not guaranteed, and</w:t>
+      </w:r>
+      <w:r>
+        <w:t xml:space="preserve"> </w:t>
+      </w:r>
+      <w:r>
+        <w:rPr>
+          <w:rStyle w:val="Key"/>
+        </w:rPr>
+        <w:t xml:space="preserve">the failure mode is an OOM kill that presents as a MongoDB bug</w:t>
+      </w:r>
+      <w:r>
+        <w:t xml:space="preserve">. Even when detection works, 50% of (limit − 1GB) leaves nothing for connection buffers unless you budget for it. This is Chapter 2’s requests-and-limits lesson with a specific, expensive instance.</w:t>
       </w:r>
     </w:p>
     <w:p>
@@ -18479,6 +18840,7 @@
       </w:pPr>
       <w:r>
         <w:rPr>
+          <w:rStyle w:val="Key"/>
           <w:b/>
           <w:bCs/>
         </w:rPr>
@@ -18890,6 +19252,7 @@
       </w:r>
       <w:r>
         <w:rPr>
+          <w:rStyle w:val="Key"/>
           <w:b/>
           <w:bCs/>
         </w:rPr>
@@ -19648,7 +20011,19 @@
         <w:t xml:space="preserve"> </w:t>
       </w:r>
       <w:r>
-        <w:t xml:space="preserve">→ the execution gateway. That is the OMS’s entire flow in a single waterfall, and no amount of metrics substitutes for it.</w:t>
+        <w:t xml:space="preserve">→ the execution gateway.</w:t>
+      </w:r>
+      <w:r>
+        <w:t xml:space="preserve"> </w:t>
+      </w:r>
+      <w:r>
+        <w:rPr>
+          <w:rStyle w:val="Key"/>
+        </w:rPr>
+        <w:t xml:space="preserve">That is the OMS’s entire flow in a single waterfall</w:t>
+      </w:r>
+      <w:r>
+        <w:t xml:space="preserve">, and no amount of metrics substitutes for it.</w:t>
       </w:r>
     </w:p>
     <w:p>
@@ -19728,7 +20103,22 @@
         <w:t xml:space="preserve">exemplars</w:t>
       </w:r>
       <w:r>
-        <w:t xml:space="preserve">, which are chronically under-deployed and disproportionately valuable: a dot on the p99 graph that jumps straight to a real slow trace turns a forty-minute correlation exercise into ten seconds.</w:t>
+        <w:t xml:space="preserve">, which are chronically under-deployed and disproportionately valuable:</w:t>
+      </w:r>
+      <w:r>
+        <w:t xml:space="preserve"> </w:t>
+      </w:r>
+      <w:r>
+        <w:rPr>
+          <w:rStyle w:val="Key"/>
+        </w:rPr>
+        <w:t xml:space="preserve">a dot on the p99 graph that jumps straight to a real slow trace</w:t>
+      </w:r>
+      <w:r>
+        <w:t xml:space="preserve"> </w:t>
+      </w:r>
+      <w:r>
+        <w:t xml:space="preserve">turns a forty-minute correlation exercise into ten seconds.</w:t>
       </w:r>
     </w:p>
     <w:bookmarkEnd w:id="74"/>
@@ -20455,7 +20845,19 @@
         <w:t xml:space="preserve"> </w:t>
       </w:r>
       <w:r>
-        <w:t xml:space="preserve">Record lag is not a user-facing quantity: 10,000 records is ten seconds at one rate and three hours at another. Seconds are meaningful without any throughput context.</w:t>
+        <w:t xml:space="preserve">Record lag is not a user-facing quantity:</w:t>
+      </w:r>
+      <w:r>
+        <w:t xml:space="preserve"> </w:t>
+      </w:r>
+      <w:r>
+        <w:rPr>
+          <w:rStyle w:val="Key"/>
+        </w:rPr>
+        <w:t xml:space="preserve">10,000 records is ten seconds at one rate and three hours at another</w:t>
+      </w:r>
+      <w:r>
+        <w:t xml:space="preserve">. Seconds are meaningful without any throughput context.</w:t>
       </w:r>
     </w:p>
     <w:tbl>
@@ -20767,6 +21169,7 @@
       </w:r>
       <w:r>
         <w:rPr>
+          <w:rStyle w:val="Key"/>
           <w:b/>
           <w:bCs/>
         </w:rPr>
@@ -20935,6 +21338,7 @@
       </w:r>
       <w:r>
         <w:rPr>
+          <w:rStyle w:val="Key"/>
           <w:b/>
           <w:bCs/>
         </w:rPr>
@@ -21190,6 +21594,7 @@
       </w:pPr>
       <w:r>
         <w:rPr>
+          <w:rStyle w:val="Key"/>
           <w:b/>
           <w:bCs/>
         </w:rPr>
@@ -21292,7 +21697,19 @@
         <w:pStyle w:val="BodyText"/>
       </w:pPr>
       <w:r>
-        <w:t xml:space="preserve">A client submits an order at 09:31, thirty seconds into the busiest minute of the day. Follow it, and notice how many of the six it touches before it becomes a position.</w:t>
+        <w:t xml:space="preserve">A client submits an order at 09:31, thirty seconds into the busiest minute of the day. Follow it, and</w:t>
+      </w:r>
+      <w:r>
+        <w:t xml:space="preserve"> </w:t>
+      </w:r>
+      <w:r>
+        <w:rPr>
+          <w:rStyle w:val="Key"/>
+        </w:rPr>
+        <w:t xml:space="preserve">notice how many of the six it touches before it becomes a position</w:t>
+      </w:r>
+      <w:r>
+        <w:t xml:space="preserve">.</w:t>
       </w:r>
     </w:p>
     <w:p>
@@ -21357,7 +21774,19 @@
         <w:t xml:space="preserve">publicly-trusted certificate</w:t>
       </w:r>
       <w:r>
-        <w:t xml:space="preserve">, because you cannot make a client install your root. The WAF inspects it. A</w:t>
+        <w:t xml:space="preserve">,</w:t>
+      </w:r>
+      <w:r>
+        <w:t xml:space="preserve"> </w:t>
+      </w:r>
+      <w:r>
+        <w:rPr>
+          <w:rStyle w:val="Key"/>
+        </w:rPr>
+        <w:t xml:space="preserve">because you cannot make a client install your root</w:t>
+      </w:r>
+      <w:r>
+        <w:t xml:space="preserve">. The WAF inspects it. A</w:t>
       </w:r>
       <w:r>
         <w:t xml:space="preserve"> </w:t>
@@ -21373,7 +21802,19 @@
         <w:t xml:space="preserve"> </w:t>
       </w:r>
       <w:r>
-        <w:t xml:space="preserve">rate limiter checks this client’s own budget rather than a shared one, so the algorithmic client having a bad morning three racks over is irrelevant. The edge stamps the</w:t>
+        <w:t xml:space="preserve">rate limiter checks this client’s own budget rather than a shared one,</w:t>
+      </w:r>
+      <w:r>
+        <w:t xml:space="preserve"> </w:t>
+      </w:r>
+      <w:r>
+        <w:rPr>
+          <w:rStyle w:val="Key"/>
+        </w:rPr>
+        <w:t xml:space="preserve">so the algorithmic client having a bad morning three racks over is irrelevant</w:t>
+      </w:r>
+      <w:r>
+        <w:t xml:space="preserve">. The edge stamps the</w:t>
       </w:r>
       <w:r>
         <w:t xml:space="preserve"> </w:t>
@@ -21446,7 +21887,19 @@
         <w:t xml:space="preserve">privately-issued certificate</w:t>
       </w:r>
       <w:r>
-        <w:t xml:space="preserve">, because the origin’s name is internal and no public CA could issue for it — and issuing it publicly would publish your topology to Certificate Transparency logs forever.</w:t>
+        <w:t xml:space="preserve">, because the origin’s name is internal and no public CA could issue for it — and</w:t>
+      </w:r>
+      <w:r>
+        <w:t xml:space="preserve"> </w:t>
+      </w:r>
+      <w:r>
+        <w:rPr>
+          <w:rStyle w:val="Key"/>
+        </w:rPr>
+        <w:t xml:space="preserve">issuing it publicly would publish your topology to Certificate Transparency logs forever</w:t>
+      </w:r>
+      <w:r>
+        <w:t xml:space="preserve">.</w:t>
       </w:r>
       <w:r>
         <w:t xml:space="preserve"> </w:t>
@@ -21492,20 +21945,39 @@
         <w:t xml:space="preserve"> </w:t>
       </w:r>
       <w:r>
+        <w:rPr>
+          <w:rStyle w:val="Key"/>
+        </w:rPr>
         <w:t xml:space="preserve">Authentication came from the token;</w:t>
       </w:r>
       <w:r>
-        <w:t xml:space="preserve"> </w:t>
-      </w:r>
-      <w:r>
-        <w:rPr>
+        <w:rPr>
+          <w:rStyle w:val="Key"/>
+        </w:rPr>
+        <w:t xml:space="preserve"> </w:t>
+      </w:r>
+      <w:r>
+        <w:rPr>
+          <w:rStyle w:val="Key"/>
           <w:b/>
           <w:bCs/>
         </w:rPr>
         <w:t xml:space="preserve">entitlement does not</w:t>
       </w:r>
       <w:r>
-        <w:t xml:space="preserve">. Which accounts this user may trade is answered against current state, not a claim that was true when the token was minted.</w:t>
+        <w:t xml:space="preserve">. Which accounts this user may trade is</w:t>
+      </w:r>
+      <w:r>
+        <w:t xml:space="preserve"> </w:t>
+      </w:r>
+      <w:r>
+        <w:rPr>
+          <w:rStyle w:val="Key"/>
+        </w:rPr>
+        <w:t xml:space="preserve">answered against current state, not a claim that was true when the token was minted</w:t>
+      </w:r>
+      <w:r>
+        <w:t xml:space="preserve">.</w:t>
       </w:r>
       <w:r>
         <w:t xml:space="preserve"> </w:t>
@@ -21608,9 +22080,21 @@
         <w:t xml:space="preserve"> </w:t>
       </w:r>
       <w:r>
-        <w:t xml:space="preserve">and nothing else — it cannot read the order book, cannot delete the topic, and cannot lower</w:t>
-      </w:r>
-      <w:r>
+        <w:t xml:space="preserve">and nothing else —</w:t>
+      </w:r>
+      <w:r>
+        <w:t xml:space="preserve"> </w:t>
+      </w:r>
+      <w:r>
+        <w:rPr>
+          <w:rStyle w:val="Key"/>
+        </w:rPr>
+        <w:t xml:space="preserve">it cannot read the order book, cannot delete the topic, and cannot lower</w:t>
+      </w:r>
+      <w:r>
+        <w:rPr>
+          <w:rStyle w:val="Key"/>
+        </w:rPr>
         <w:t xml:space="preserve"> </w:t>
       </w:r>
       <w:r>
@@ -21620,7 +22104,19 @@
         <w:t xml:space="preserve">retention.ms</w:t>
       </w:r>
       <w:r>
-        <w:t xml:space="preserve">. There is no password anywhere in this step.</w:t>
+        <w:t xml:space="preserve">.</w:t>
+      </w:r>
+      <w:r>
+        <w:t xml:space="preserve"> </w:t>
+      </w:r>
+      <w:r>
+        <w:rPr>
+          <w:rStyle w:val="Key"/>
+        </w:rPr>
+        <w:t xml:space="preserve">There is no password anywhere in this step</w:t>
+      </w:r>
+      <w:r>
+        <w:t xml:space="preserve">.</w:t>
       </w:r>
       <w:r>
         <w:t xml:space="preserve"> </w:t>
@@ -21663,7 +22159,19 @@
         <w:t xml:space="preserve">acks=all</w:t>
       </w:r>
       <w:r>
-        <w:t xml:space="preserve">, so a quorum has it before the producer is told yes, and a</w:t>
+        <w:t xml:space="preserve">,</w:t>
+      </w:r>
+      <w:r>
+        <w:t xml:space="preserve"> </w:t>
+      </w:r>
+      <w:r>
+        <w:rPr>
+          <w:rStyle w:val="Key"/>
+        </w:rPr>
+        <w:t xml:space="preserve">so a quorum has it before the producer is told yes</w:t>
+      </w:r>
+      <w:r>
+        <w:t xml:space="preserve">, and a</w:t>
       </w:r>
       <w:r>
         <w:t xml:space="preserve"> </w:t>
@@ -21721,7 +22229,22 @@
         <w:t xml:space="preserve">consumes it</w:t>
       </w:r>
       <w:r>
-        <w:t xml:space="preserve">, extracts the trace context, and continues the same trace rather than starting a new one — so the order is one waterfall from the client’s click onward.</w:t>
+        <w:t xml:space="preserve">, extracts the trace context, and</w:t>
+      </w:r>
+      <w:r>
+        <w:t xml:space="preserve"> </w:t>
+      </w:r>
+      <w:r>
+        <w:rPr>
+          <w:rStyle w:val="Key"/>
+        </w:rPr>
+        <w:t xml:space="preserve">continues the same trace rather than starting a new one</w:t>
+      </w:r>
+      <w:r>
+        <w:t xml:space="preserve"> </w:t>
+      </w:r>
+      <w:r>
+        <w:t xml:space="preserve">— so the order is one waterfall from the client’s click onward.</w:t>
       </w:r>
       <w:r>
         <w:t xml:space="preserve"> </w:t>
@@ -21764,7 +22287,19 @@
         <w:t xml:space="preserve">w: "majority"</w:t>
       </w:r>
       <w:r>
-        <w:t xml:space="preserve">, using a dynamic credential Vault issued an hour ago and will revoke automatically. The write is idempotent on</w:t>
+        <w:t xml:space="preserve">,</w:t>
+      </w:r>
+      <w:r>
+        <w:t xml:space="preserve"> </w:t>
+      </w:r>
+      <w:r>
+        <w:rPr>
+          <w:rStyle w:val="Key"/>
+        </w:rPr>
+        <w:t xml:space="preserve">using a dynamic credential Vault issued an hour ago and will revoke automatically</w:t>
+      </w:r>
+      <w:r>
+        <w:t xml:space="preserve">. The write is idempotent on</w:t>
       </w:r>
       <w:r>
         <w:t xml:space="preserve"> </w:t>
@@ -21791,7 +22326,19 @@
         <w:t xml:space="preserve">_id</w:t>
       </w:r>
       <w:r>
-        <w:t xml:space="preserve">, so a redelivery is a no-op that increments a duplicate counter.</w:t>
+        <w:t xml:space="preserve">,</w:t>
+      </w:r>
+      <w:r>
+        <w:t xml:space="preserve"> </w:t>
+      </w:r>
+      <w:r>
+        <w:rPr>
+          <w:rStyle w:val="Key"/>
+        </w:rPr>
+        <w:t xml:space="preserve">so a redelivery is a no-op that increments a duplicate counter</w:t>
+      </w:r>
+      <w:r>
+        <w:t xml:space="preserve">.</w:t>
       </w:r>
       <w:r>
         <w:t xml:space="preserve"> </w:t>
